--- a/template/supabase-files/SMK contrato_faturado.docx
+++ b/template/supabase-files/SMK contrato_faturado.docx
@@ -5807,28 +5807,7 @@
                 <w:rFonts w:asciiTheme="minorHAnsi" w:hAnsiTheme="minorHAnsi" w:cstheme="minorHAnsi"/>
                 <w:color w:val="000000"/>
               </w:rPr>
-              <w:t>, ser parte integrante do Preço, esta tem conhecimento de que o serviço de intermediação imobiliária para aquisição da Unidade Autônoma foi prestado por empresa(s) especializada(s), sendo R$</w:t>
-            </w:r>
-            <w:r>
-              <w:rPr>
-                <w:rFonts w:asciiTheme="minorHAnsi" w:hAnsiTheme="minorHAnsi" w:cstheme="minorHAnsi"/>
-                <w:color w:val="000000"/>
-              </w:rPr>
-              <w:t xml:space="preserve">,00 </w:t>
-            </w:r>
-            <w:r>
-              <w:rPr>
-                <w:rFonts w:asciiTheme="minorHAnsi" w:hAnsiTheme="minorHAnsi" w:cstheme="minorHAnsi"/>
-                <w:color w:val="000000"/>
-              </w:rPr>
-              <w:t>para</w:t>
-            </w:r>
-            <w:r>
-              <w:rPr>
-                <w:rFonts w:asciiTheme="minorHAnsi" w:hAnsiTheme="minorHAnsi" w:cstheme="minorHAnsi"/>
-                <w:color w:val="000000"/>
-              </w:rPr>
-              <w:t xml:space="preserve"> </w:t>
+              <w:t>, ser parte integrante do Preço, esta tem conhecimento de que o serviço de intermediação imobiliária para aquisição da Unidade Autônoma foi prestado por empresa(s) especializada(s), sendo </w:t>
             </w:r>
             <w:r>
               <w:rPr>
@@ -5836,27 +5815,6 @@
                 <w:color w:val="000000"/>
               </w:rPr>
               <w:t>«IMOBILIARIA»</w:t>
-            </w:r>
-            <w:r>
-              <w:rPr>
-                <w:rFonts w:asciiTheme="minorHAnsi" w:hAnsiTheme="minorHAnsi" w:cstheme="minorHAnsi"/>
-                <w:color w:val="000000"/>
-              </w:rPr>
-              <w:t xml:space="preserve"> </w:t>
-            </w:r>
-            <w:r>
-              <w:rPr>
-                <w:rFonts w:asciiTheme="minorHAnsi" w:hAnsiTheme="minorHAnsi" w:cstheme="minorHAnsi"/>
-                <w:color w:val="000000"/>
-              </w:rPr>
-              <w:t>e R$</w:t>
-            </w:r>
-            <w:r>
-              <w:rPr>
-                <w:rFonts w:asciiTheme="minorHAnsi" w:hAnsiTheme="minorHAnsi" w:cstheme="minorHAnsi"/>
-                <w:color w:val="000000"/>
-              </w:rPr>
-              <w:t xml:space="preserve">,00 para </w:t>
             </w:r>
             <w:r>
               <w:rPr>
